--- a/documentation/Sprints/Projekt_Sprint_1.docx
+++ b/documentation/Sprints/Projekt_Sprint_1.docx
@@ -58,26 +58,16 @@
       <w:pPr>
         <w:pStyle w:val="berschrift1"/>
       </w:pPr>
-      <w:proofErr w:type="spellStart"/>
       <w:r>
-        <w:t>Screeenshots</w:t>
-      </w:r>
-      <w:proofErr w:type="spellEnd"/>
-      <w:r>
-        <w:t xml:space="preserve"> von </w:t>
-      </w:r>
-      <w:proofErr w:type="spellStart"/>
-      <w:r>
-        <w:t>Github</w:t>
-      </w:r>
-      <w:proofErr w:type="spellEnd"/>
-      <w:r>
-        <w:t>:</w:t>
+        <w:t>Screeenshots von Github:</w:t>
       </w:r>
     </w:p>
     <w:p/>
     <w:p>
       <w:r>
+        <w:rPr>
+          <w:noProof/>
+        </w:rPr>
         <w:drawing>
           <wp:inline distT="0" distB="0" distL="0" distR="0" wp14:anchorId="0EA7425C" wp14:editId="3EBB0956">
             <wp:extent cx="5760720" cy="3411855"/>
@@ -119,6 +109,9 @@
     <w:p/>
     <w:p>
       <w:r>
+        <w:rPr>
+          <w:noProof/>
+        </w:rPr>
         <w:lastRenderedPageBreak/>
         <w:drawing>
           <wp:inline distT="0" distB="0" distL="0" distR="0" wp14:anchorId="21479172" wp14:editId="5AA45525">
@@ -770,6 +763,7 @@
   <w:style w:type="character" w:default="1" w:styleId="Absatz-Standardschriftart">
     <w:name w:val="Default Paragraph Font"/>
     <w:uiPriority w:val="1"/>
+    <w:semiHidden/>
     <w:unhideWhenUsed/>
   </w:style>
   <w:style w:type="table" w:default="1" w:styleId="NormaleTabelle">
